--- a/documenti/capitoli/ch1/sections/v1_ch1_1_1_EpistemologicalGap.docx
+++ b/documenti/capitoli/ch1/sections/v1_ch1_1_1_EpistemologicalGap.docx
@@ -2434,7 +2434,33 @@
           <w:sz w:val="18"/>
           <w:szCs w:val="18"/>
         </w:rPr>
-        <w:t xml:space="preserve"> [CONTROLLARE]</w:t>
+        <w:t xml:space="preserve"> [CONTROLLARE</w:t>
+      </w:r>
+      <w:r>
+        <w:rPr>
+          <w:rFonts w:ascii="Times New Roman" w:hAnsi="Times New Roman" w:cs="Times New Roman"/>
+          <w:sz w:val="18"/>
+          <w:szCs w:val="18"/>
+        </w:rPr>
+        <w:t xml:space="preserve"> cit. </w:t>
+      </w:r>
+      <w:proofErr w:type="spellStart"/>
+      <w:r>
+        <w:rPr>
+          <w:rFonts w:ascii="Times New Roman" w:hAnsi="Times New Roman" w:cs="Times New Roman"/>
+          <w:sz w:val="18"/>
+          <w:szCs w:val="18"/>
+        </w:rPr>
+        <w:t>precisa</w:t>
+      </w:r>
+      <w:proofErr w:type="spellEnd"/>
+      <w:r>
+        <w:rPr>
+          <w:rFonts w:ascii="Times New Roman" w:hAnsi="Times New Roman" w:cs="Times New Roman"/>
+          <w:sz w:val="18"/>
+          <w:szCs w:val="18"/>
+        </w:rPr>
+        <w:t>]</w:t>
       </w:r>
     </w:p>
   </w:footnote>
